--- a/modelos/declaracao_hiposuficencia.docx
+++ b/modelos/declaracao_hiposuficencia.docx
@@ -1,6 +1,6 @@
 
 <file path=word/document.xml><?xml version="1.0" encoding="utf-8"?>
-<w:document xmlns:wpc="http://schemas.microsoft.com/office/word/2010/wordprocessingCanvas" xmlns:cx="http://schemas.microsoft.com/office/drawing/2014/chartex" xmlns:mc="http://schemas.openxmlformats.org/markup-compatibility/2006" xmlns:o="urn:schemas-microsoft-com:office:office" xmlns:r="http://schemas.openxmlformats.org/officeDocument/2006/relationships" xmlns:m="http://schemas.openxmlformats.org/officeDocument/2006/math" xmlns:v="urn:schemas-microsoft-com:vml" xmlns:wp14="http://schemas.microsoft.com/office/word/2010/wordprocessingDrawing" xmlns:wp="http://schemas.openxmlformats.org/drawingml/2006/wordprocessingDrawing" xmlns:w10="urn:schemas-microsoft-com:office:word" xmlns:w="http://schemas.openxmlformats.org/wordprocessingml/2006/main" xmlns:w14="http://schemas.microsoft.com/office/word/2010/wordml" xmlns:w15="http://schemas.microsoft.com/office/word/2012/wordml" xmlns:w16se="http://schemas.microsoft.com/office/word/2015/wordml/symex" xmlns:wpg="http://schemas.microsoft.com/office/word/2010/wordprocessingGroup" xmlns:wpi="http://schemas.microsoft.com/office/word/2010/wordprocessingInk" xmlns:wne="http://schemas.microsoft.com/office/word/2006/wordml" xmlns:wps="http://schemas.microsoft.com/office/word/2010/wordprocessingShape" mc:Ignorable="w14 w15 w16se wp14">
+<w:document xmlns:wpc="http://schemas.microsoft.com/office/word/2010/wordprocessingCanvas" xmlns:cx="http://schemas.microsoft.com/office/drawing/2014/chartex" xmlns:cx1="http://schemas.microsoft.com/office/drawing/2015/9/8/chartex" xmlns:cx2="http://schemas.microsoft.com/office/drawing/2015/10/21/chartex" xmlns:cx3="http://schemas.microsoft.com/office/drawing/2016/5/9/chartex" xmlns:cx4="http://schemas.microsoft.com/office/drawing/2016/5/10/chartex" xmlns:cx5="http://schemas.microsoft.com/office/drawing/2016/5/11/chartex" xmlns:cx6="http://schemas.microsoft.com/office/drawing/2016/5/12/chartex" xmlns:cx7="http://schemas.microsoft.com/office/drawing/2016/5/13/chartex" xmlns:cx8="http://schemas.microsoft.com/office/drawing/2016/5/14/chartex" xmlns:mc="http://schemas.openxmlformats.org/markup-compatibility/2006" xmlns:aink="http://schemas.microsoft.com/office/drawing/2016/ink" xmlns:am3d="http://schemas.microsoft.com/office/drawing/2017/model3d" xmlns:o="urn:schemas-microsoft-com:office:office" xmlns:oel="http://schemas.microsoft.com/office/2019/extlst" xmlns:r="http://schemas.openxmlformats.org/officeDocument/2006/relationships" xmlns:m="http://schemas.openxmlformats.org/officeDocument/2006/math" xmlns:v="urn:schemas-microsoft-com:vml" xmlns:wp14="http://schemas.microsoft.com/office/word/2010/wordprocessingDrawing" xmlns:wp="http://schemas.openxmlformats.org/drawingml/2006/wordprocessingDrawing" xmlns:w10="urn:schemas-microsoft-com:office:word" xmlns:w="http://schemas.openxmlformats.org/wordprocessingml/2006/main" xmlns:w14="http://schemas.microsoft.com/office/word/2010/wordml" xmlns:w15="http://schemas.microsoft.com/office/word/2012/wordml" xmlns:w16cex="http://schemas.microsoft.com/office/word/2018/wordml/cex" xmlns:w16cid="http://schemas.microsoft.com/office/word/2016/wordml/cid" xmlns:w16="http://schemas.microsoft.com/office/word/2018/wordml" xmlns:w16du="http://schemas.microsoft.com/office/word/2023/wordml/word16du" xmlns:w16sdtdh="http://schemas.microsoft.com/office/word/2020/wordml/sdtdatahash" xmlns:w16sdtfl="http://schemas.microsoft.com/office/word/2024/wordml/sdtformatlock" xmlns:w16se="http://schemas.microsoft.com/office/word/2015/wordml/symex" xmlns:wpg="http://schemas.microsoft.com/office/word/2010/wordprocessingGroup" xmlns:wpi="http://schemas.microsoft.com/office/word/2010/wordprocessingInk" xmlns:wne="http://schemas.microsoft.com/office/word/2006/wordml" xmlns:wps="http://schemas.microsoft.com/office/word/2010/wordprocessingShape" mc:Ignorable="w14 w15 w16se w16cid w16 w16cex w16sdtdh w16sdtfl w16du wp14">
   <w:body>
     <w:p>
       <w:pPr>
@@ -78,9 +78,33 @@
           <w:sz w:val="20"/>
           <w:szCs w:val="20"/>
         </w:rPr>
-        <w:t>{{cidadania</w:t>
-      </w:r>
-      <w:proofErr w:type="gramStart"/>
+        <w:t>{{cidadania}}</w:t>
+      </w:r>
+      <w:r>
+        <w:rPr>
+          <w:sz w:val="20"/>
+          <w:szCs w:val="20"/>
+        </w:rPr>
+        <w:t xml:space="preserve">(a), </w:t>
+      </w:r>
+      <w:r>
+        <w:rPr>
+          <w:color w:val="FF0000"/>
+          <w:sz w:val="20"/>
+          <w:szCs w:val="20"/>
+        </w:rPr>
+        <w:t>{{</w:t>
+      </w:r>
+      <w:proofErr w:type="spellStart"/>
+      <w:r>
+        <w:rPr>
+          <w:color w:val="FF0000"/>
+          <w:sz w:val="20"/>
+          <w:szCs w:val="20"/>
+        </w:rPr>
+        <w:t>estado_civil</w:t>
+      </w:r>
+      <w:proofErr w:type="spellEnd"/>
       <w:r>
         <w:rPr>
           <w:color w:val="FF0000"/>
@@ -94,15 +118,158 @@
           <w:sz w:val="20"/>
           <w:szCs w:val="20"/>
         </w:rPr>
-        <w:t>(</w:t>
-      </w:r>
-      <w:proofErr w:type="gramEnd"/>
-      <w:r>
-        <w:rPr>
-          <w:sz w:val="20"/>
-          <w:szCs w:val="20"/>
-        </w:rPr>
-        <w:t xml:space="preserve">a), </w:t>
+        <w:t>(a)</w:t>
+      </w:r>
+      <w:r>
+        <w:rPr>
+          <w:color w:val="222222"/>
+          <w:sz w:val="20"/>
+          <w:szCs w:val="20"/>
+        </w:rPr>
+        <w:t xml:space="preserve">, portador(a) do CPF nº </w:t>
+      </w:r>
+      <w:r>
+        <w:rPr>
+          <w:color w:val="FF0000"/>
+          <w:sz w:val="20"/>
+          <w:szCs w:val="20"/>
+        </w:rPr>
+        <w:t>{{CPF}}</w:t>
+      </w:r>
+      <w:r>
+        <w:rPr>
+          <w:color w:val="222222"/>
+          <w:sz w:val="20"/>
+          <w:szCs w:val="20"/>
+        </w:rPr>
+        <w:t xml:space="preserve">, residente e domiciliado(a) na </w:t>
+      </w:r>
+      <w:r>
+        <w:rPr>
+          <w:sz w:val="20"/>
+          <w:szCs w:val="20"/>
+        </w:rPr>
+        <w:t xml:space="preserve">a </w:t>
+      </w:r>
+      <w:r>
+        <w:rPr>
+          <w:color w:val="FF0000"/>
+          <w:sz w:val="20"/>
+          <w:szCs w:val="20"/>
+        </w:rPr>
+        <w:t>{{rua}}</w:t>
+      </w:r>
+      <w:r>
+        <w:rPr>
+          <w:sz w:val="20"/>
+          <w:szCs w:val="20"/>
+        </w:rPr>
+        <w:t xml:space="preserve">, </w:t>
+      </w:r>
+      <w:r>
+        <w:rPr>
+          <w:color w:val="FF0000"/>
+          <w:sz w:val="20"/>
+          <w:szCs w:val="20"/>
+        </w:rPr>
+        <w:t>{{numero}}</w:t>
+      </w:r>
+      <w:r>
+        <w:rPr>
+          <w:sz w:val="20"/>
+          <w:szCs w:val="20"/>
+        </w:rPr>
+        <w:t xml:space="preserve">, </w:t>
+      </w:r>
+      <w:r>
+        <w:rPr>
+          <w:color w:val="FF0000"/>
+          <w:sz w:val="20"/>
+          <w:szCs w:val="20"/>
+        </w:rPr>
+        <w:t>{{complemento1}}</w:t>
+      </w:r>
+      <w:r>
+        <w:rPr>
+          <w:sz w:val="20"/>
+          <w:szCs w:val="20"/>
+        </w:rPr>
+        <w:t xml:space="preserve"> </w:t>
+      </w:r>
+      <w:r>
+        <w:rPr>
+          <w:color w:val="FF0000"/>
+          <w:sz w:val="20"/>
+          <w:szCs w:val="20"/>
+        </w:rPr>
+        <w:t>{{complemento2}}</w:t>
+      </w:r>
+      <w:r>
+        <w:rPr>
+          <w:sz w:val="20"/>
+          <w:szCs w:val="20"/>
+        </w:rPr>
+        <w:t xml:space="preserve"> bairro </w:t>
+      </w:r>
+      <w:r>
+        <w:rPr>
+          <w:color w:val="FF0000"/>
+          <w:sz w:val="20"/>
+          <w:szCs w:val="20"/>
+        </w:rPr>
+        <w:t>{{bairro}}</w:t>
+      </w:r>
+      <w:r>
+        <w:rPr>
+          <w:sz w:val="20"/>
+          <w:szCs w:val="20"/>
+        </w:rPr>
+        <w:t xml:space="preserve">, na cidade </w:t>
+      </w:r>
+      <w:r>
+        <w:rPr>
+          <w:color w:val="FF0000"/>
+          <w:sz w:val="20"/>
+          <w:szCs w:val="20"/>
+        </w:rPr>
+        <w:t>{{cidade}}</w:t>
+      </w:r>
+      <w:r>
+        <w:rPr>
+          <w:sz w:val="20"/>
+          <w:szCs w:val="20"/>
+        </w:rPr>
+        <w:t>/</w:t>
+      </w:r>
+      <w:r>
+        <w:rPr>
+          <w:color w:val="FF0000"/>
+          <w:sz w:val="20"/>
+          <w:szCs w:val="20"/>
+        </w:rPr>
+        <w:t>{{estado}}</w:t>
+      </w:r>
+      <w:r>
+        <w:rPr>
+          <w:sz w:val="20"/>
+          <w:szCs w:val="20"/>
+        </w:rPr>
+        <w:t xml:space="preserve">, CEP </w:t>
+      </w:r>
+      <w:r>
+        <w:rPr>
+          <w:color w:val="FF0000"/>
+          <w:sz w:val="20"/>
+          <w:szCs w:val="20"/>
+        </w:rPr>
+        <w:t>{{CEP}}</w:t>
+      </w:r>
+      <w:r>
+        <w:rPr>
+          <w:sz w:val="20"/>
+          <w:szCs w:val="20"/>
+        </w:rPr>
+        <w:t xml:space="preserve">, com endereço eletrônico </w:t>
       </w:r>
       <w:r>
         <w:rPr>
@@ -119,7 +286,7 @@
           <w:sz w:val="20"/>
           <w:szCs w:val="20"/>
         </w:rPr>
-        <w:t>estado_civil</w:t>
+        <w:t>email</w:t>
       </w:r>
       <w:proofErr w:type="spellEnd"/>
       <w:r>
@@ -130,192 +297,6 @@
         </w:rPr>
         <w:t>}}</w:t>
       </w:r>
-      <w:r>
-        <w:rPr>
-          <w:sz w:val="20"/>
-          <w:szCs w:val="20"/>
-        </w:rPr>
-        <w:t>(a)</w:t>
-      </w:r>
-      <w:r>
-        <w:rPr>
-          <w:color w:val="222222"/>
-          <w:sz w:val="20"/>
-          <w:szCs w:val="20"/>
-        </w:rPr>
-        <w:t xml:space="preserve">, portador(a) do CPF nº </w:t>
-      </w:r>
-      <w:r>
-        <w:rPr>
-          <w:color w:val="FF0000"/>
-          <w:sz w:val="20"/>
-          <w:szCs w:val="20"/>
-        </w:rPr>
-        <w:t>{{CPF}}</w:t>
-      </w:r>
-      <w:r>
-        <w:rPr>
-          <w:color w:val="222222"/>
-          <w:sz w:val="20"/>
-          <w:szCs w:val="20"/>
-        </w:rPr>
-        <w:t xml:space="preserve">, residente e domiciliado(a) na </w:t>
-      </w:r>
-      <w:r>
-        <w:rPr>
-          <w:sz w:val="20"/>
-          <w:szCs w:val="20"/>
-        </w:rPr>
-        <w:t xml:space="preserve">a </w:t>
-      </w:r>
-      <w:r>
-        <w:rPr>
-          <w:color w:val="FF0000"/>
-          <w:sz w:val="20"/>
-          <w:szCs w:val="20"/>
-        </w:rPr>
-        <w:t>{{rua}}</w:t>
-      </w:r>
-      <w:r>
-        <w:rPr>
-          <w:sz w:val="20"/>
-          <w:szCs w:val="20"/>
-        </w:rPr>
-        <w:t xml:space="preserve">, </w:t>
-      </w:r>
-      <w:r>
-        <w:rPr>
-          <w:color w:val="FF0000"/>
-          <w:sz w:val="20"/>
-          <w:szCs w:val="20"/>
-        </w:rPr>
-        <w:t>{{numero}}</w:t>
-      </w:r>
-      <w:r>
-        <w:rPr>
-          <w:sz w:val="20"/>
-          <w:szCs w:val="20"/>
-        </w:rPr>
-        <w:t xml:space="preserve">, </w:t>
-      </w:r>
-      <w:r>
-        <w:rPr>
-          <w:color w:val="FF0000"/>
-          <w:sz w:val="20"/>
-          <w:szCs w:val="20"/>
-        </w:rPr>
-        <w:t>{{complemento1}}</w:t>
-      </w:r>
-      <w:r>
-        <w:rPr>
-          <w:sz w:val="20"/>
-          <w:szCs w:val="20"/>
-        </w:rPr>
-        <w:t xml:space="preserve">, </w:t>
-      </w:r>
-      <w:r>
-        <w:rPr>
-          <w:color w:val="FF0000"/>
-          <w:sz w:val="20"/>
-          <w:szCs w:val="20"/>
-        </w:rPr>
-        <w:t>{{complemento2}}</w:t>
-      </w:r>
-      <w:r>
-        <w:rPr>
-          <w:sz w:val="20"/>
-          <w:szCs w:val="20"/>
-        </w:rPr>
-        <w:t xml:space="preserve">, bairro </w:t>
-      </w:r>
-      <w:r>
-        <w:rPr>
-          <w:color w:val="FF0000"/>
-          <w:sz w:val="20"/>
-          <w:szCs w:val="20"/>
-        </w:rPr>
-        <w:t>{{bairro}}</w:t>
-      </w:r>
-      <w:r>
-        <w:rPr>
-          <w:sz w:val="20"/>
-          <w:szCs w:val="20"/>
-        </w:rPr>
-        <w:t xml:space="preserve">, na cidade </w:t>
-      </w:r>
-      <w:r>
-        <w:rPr>
-          <w:color w:val="FF0000"/>
-          <w:sz w:val="20"/>
-          <w:szCs w:val="20"/>
-        </w:rPr>
-        <w:t>{{cidade}}</w:t>
-      </w:r>
-      <w:r>
-        <w:rPr>
-          <w:sz w:val="20"/>
-          <w:szCs w:val="20"/>
-        </w:rPr>
-        <w:t>/</w:t>
-      </w:r>
-      <w:r>
-        <w:rPr>
-          <w:color w:val="FF0000"/>
-          <w:sz w:val="20"/>
-          <w:szCs w:val="20"/>
-        </w:rPr>
-        <w:t>{{estado}}</w:t>
-      </w:r>
-      <w:r>
-        <w:rPr>
-          <w:sz w:val="20"/>
-          <w:szCs w:val="20"/>
-        </w:rPr>
-        <w:t xml:space="preserve">, CEP </w:t>
-      </w:r>
-      <w:r>
-        <w:rPr>
-          <w:color w:val="FF0000"/>
-          <w:sz w:val="20"/>
-          <w:szCs w:val="20"/>
-        </w:rPr>
-        <w:t>{{CEP}}</w:t>
-      </w:r>
-      <w:r>
-        <w:rPr>
-          <w:sz w:val="20"/>
-          <w:szCs w:val="20"/>
-        </w:rPr>
-        <w:t xml:space="preserve">, com endereço eletrônico </w:t>
-      </w:r>
-      <w:r>
-        <w:rPr>
-          <w:color w:val="FF0000"/>
-          <w:sz w:val="20"/>
-          <w:szCs w:val="20"/>
-        </w:rPr>
-        <w:t>{{</w:t>
-      </w:r>
-      <w:proofErr w:type="spellStart"/>
-      <w:r>
-        <w:rPr>
-          <w:color w:val="FF0000"/>
-          <w:sz w:val="20"/>
-          <w:szCs w:val="20"/>
-        </w:rPr>
-        <w:t>email</w:t>
-      </w:r>
-      <w:proofErr w:type="spellEnd"/>
-      <w:r>
-        <w:rPr>
-          <w:color w:val="FF0000"/>
-          <w:sz w:val="20"/>
-          <w:szCs w:val="20"/>
-        </w:rPr>
-        <w:t>}}</w:t>
-      </w:r>
-      <w:bookmarkStart w:id="3" w:name="_GoBack"/>
-      <w:bookmarkEnd w:id="3"/>
       <w:r>
         <w:rPr>
           <w:color w:val="222222"/>
@@ -339,23 +320,7 @@
           <w:sz w:val="20"/>
           <w:szCs w:val="20"/>
         </w:rPr>
-        <w:t>que sou carent</w:t>
-      </w:r>
-      <w:r>
-        <w:rPr>
-          <w:color w:val="222222"/>
-          <w:sz w:val="20"/>
-          <w:szCs w:val="20"/>
-        </w:rPr>
-        <w:t>e de recursos, não dispondo de condições econômicas para arcar com as custas e despesas de processos judiciais sem sacrifício do meu sustento e de minha família. Por ser a expressão da verdade, assumindo inteira responsabilidade pelas declarações acima e s</w:t>
-      </w:r>
-      <w:r>
-        <w:rPr>
-          <w:color w:val="222222"/>
-          <w:sz w:val="20"/>
-          <w:szCs w:val="20"/>
-        </w:rPr>
-        <w:t>ob as penas da lei, assino a presente declaração para que produza seus efeitos legais.</w:t>
+        <w:t>que sou carente de recursos, não dispondo de condições econômicas para arcar com as custas e despesas de processos judiciais sem sacrifício do meu sustento e de minha família. Por ser a expressão da verdade, assumindo inteira responsabilidade pelas declarações acima e sob as penas da lei, assino a presente declaração para que produza seus efeitos legais.</w:t>
       </w:r>
     </w:p>
     <w:p>
@@ -444,7 +409,7 @@
         <w:jc w:val="center"/>
         <w:rPr>
           <w:b/>
-          <w:color w:val="FF0000"/>
+          <w:color w:val="222222"/>
           <w:sz w:val="20"/>
           <w:szCs w:val="20"/>
         </w:rPr>
@@ -456,20 +421,8 @@
           <w:sz w:val="20"/>
           <w:szCs w:val="20"/>
         </w:rPr>
-        <w:t>{{nome))</w:t>
-      </w:r>
-    </w:p>
-    <w:p>
-      <w:pPr>
-        <w:spacing w:line="360" w:lineRule="auto"/>
-        <w:jc w:val="center"/>
-        <w:rPr>
-          <w:b/>
-          <w:color w:val="222222"/>
-          <w:sz w:val="20"/>
-          <w:szCs w:val="20"/>
-        </w:rPr>
-      </w:pPr>
+        <w:t>{{nome}}</w:t>
+      </w:r>
     </w:p>
     <w:sectPr>
       <w:headerReference w:type="even" r:id="rId7"/>
@@ -488,7 +441,7 @@
 </file>
 
 <file path=word/endnotes.xml><?xml version="1.0" encoding="utf-8"?>
-<w:endnotes xmlns:wpc="http://schemas.microsoft.com/office/word/2010/wordprocessingCanvas" xmlns:cx="http://schemas.microsoft.com/office/drawing/2014/chartex" xmlns:mc="http://schemas.openxmlformats.org/markup-compatibility/2006" xmlns:o="urn:schemas-microsoft-com:office:office" xmlns:r="http://schemas.openxmlformats.org/officeDocument/2006/relationships" xmlns:m="http://schemas.openxmlformats.org/officeDocument/2006/math" xmlns:v="urn:schemas-microsoft-com:vml" xmlns:wp14="http://schemas.microsoft.com/office/word/2010/wordprocessingDrawing" xmlns:wp="http://schemas.openxmlformats.org/drawingml/2006/wordprocessingDrawing" xmlns:w10="urn:schemas-microsoft-com:office:word" xmlns:w="http://schemas.openxmlformats.org/wordprocessingml/2006/main" xmlns:w14="http://schemas.microsoft.com/office/word/2010/wordml" xmlns:w15="http://schemas.microsoft.com/office/word/2012/wordml" xmlns:w16se="http://schemas.microsoft.com/office/word/2015/wordml/symex" xmlns:wpg="http://schemas.microsoft.com/office/word/2010/wordprocessingGroup" xmlns:wpi="http://schemas.microsoft.com/office/word/2010/wordprocessingInk" xmlns:wne="http://schemas.microsoft.com/office/word/2006/wordml" xmlns:wps="http://schemas.microsoft.com/office/word/2010/wordprocessingShape" mc:Ignorable="w14 w15 w16se wp14">
+<w:endnotes xmlns:wpc="http://schemas.microsoft.com/office/word/2010/wordprocessingCanvas" xmlns:cx="http://schemas.microsoft.com/office/drawing/2014/chartex" xmlns:cx1="http://schemas.microsoft.com/office/drawing/2015/9/8/chartex" xmlns:cx2="http://schemas.microsoft.com/office/drawing/2015/10/21/chartex" xmlns:cx3="http://schemas.microsoft.com/office/drawing/2016/5/9/chartex" xmlns:cx4="http://schemas.microsoft.com/office/drawing/2016/5/10/chartex" xmlns:cx5="http://schemas.microsoft.com/office/drawing/2016/5/11/chartex" xmlns:cx6="http://schemas.microsoft.com/office/drawing/2016/5/12/chartex" xmlns:cx7="http://schemas.microsoft.com/office/drawing/2016/5/13/chartex" xmlns:cx8="http://schemas.microsoft.com/office/drawing/2016/5/14/chartex" xmlns:mc="http://schemas.openxmlformats.org/markup-compatibility/2006" xmlns:aink="http://schemas.microsoft.com/office/drawing/2016/ink" xmlns:am3d="http://schemas.microsoft.com/office/drawing/2017/model3d" xmlns:o="urn:schemas-microsoft-com:office:office" xmlns:oel="http://schemas.microsoft.com/office/2019/extlst" xmlns:r="http://schemas.openxmlformats.org/officeDocument/2006/relationships" xmlns:m="http://schemas.openxmlformats.org/officeDocument/2006/math" xmlns:v="urn:schemas-microsoft-com:vml" xmlns:wp14="http://schemas.microsoft.com/office/word/2010/wordprocessingDrawing" xmlns:wp="http://schemas.openxmlformats.org/drawingml/2006/wordprocessingDrawing" xmlns:w10="urn:schemas-microsoft-com:office:word" xmlns:w="http://schemas.openxmlformats.org/wordprocessingml/2006/main" xmlns:w14="http://schemas.microsoft.com/office/word/2010/wordml" xmlns:w15="http://schemas.microsoft.com/office/word/2012/wordml" xmlns:w16cex="http://schemas.microsoft.com/office/word/2018/wordml/cex" xmlns:w16cid="http://schemas.microsoft.com/office/word/2016/wordml/cid" xmlns:w16="http://schemas.microsoft.com/office/word/2018/wordml" xmlns:w16du="http://schemas.microsoft.com/office/word/2023/wordml/word16du" xmlns:w16sdtdh="http://schemas.microsoft.com/office/word/2020/wordml/sdtdatahash" xmlns:w16sdtfl="http://schemas.microsoft.com/office/word/2024/wordml/sdtformatlock" xmlns:w16se="http://schemas.microsoft.com/office/word/2015/wordml/symex" xmlns:wpg="http://schemas.microsoft.com/office/word/2010/wordprocessingGroup" xmlns:wpi="http://schemas.microsoft.com/office/word/2010/wordprocessingInk" xmlns:wne="http://schemas.microsoft.com/office/word/2006/wordml" xmlns:wps="http://schemas.microsoft.com/office/word/2010/wordprocessingShape" mc:Ignorable="w14 w15 w16se w16cid w16 w16cex w16sdtdh w16sdtfl w16du wp14">
   <w:endnote w:type="separator" w:id="-1">
     <w:p>
       <w:pPr>
@@ -513,7 +466,7 @@
 </file>
 
 <file path=word/footer1.xml><?xml version="1.0" encoding="utf-8"?>
-<w:ftr xmlns:wpc="http://schemas.microsoft.com/office/word/2010/wordprocessingCanvas" xmlns:cx="http://schemas.microsoft.com/office/drawing/2014/chartex" xmlns:mc="http://schemas.openxmlformats.org/markup-compatibility/2006" xmlns:o="urn:schemas-microsoft-com:office:office" xmlns:r="http://schemas.openxmlformats.org/officeDocument/2006/relationships" xmlns:m="http://schemas.openxmlformats.org/officeDocument/2006/math" xmlns:v="urn:schemas-microsoft-com:vml" xmlns:wp14="http://schemas.microsoft.com/office/word/2010/wordprocessingDrawing" xmlns:wp="http://schemas.openxmlformats.org/drawingml/2006/wordprocessingDrawing" xmlns:w10="urn:schemas-microsoft-com:office:word" xmlns:w="http://schemas.openxmlformats.org/wordprocessingml/2006/main" xmlns:w14="http://schemas.microsoft.com/office/word/2010/wordml" xmlns:w15="http://schemas.microsoft.com/office/word/2012/wordml" xmlns:w16se="http://schemas.microsoft.com/office/word/2015/wordml/symex" xmlns:wpg="http://schemas.microsoft.com/office/word/2010/wordprocessingGroup" xmlns:wpi="http://schemas.microsoft.com/office/word/2010/wordprocessingInk" xmlns:wne="http://schemas.microsoft.com/office/word/2006/wordml" xmlns:wps="http://schemas.microsoft.com/office/word/2010/wordprocessingShape" mc:Ignorable="w14 w15 w16se wp14">
+<w:ftr xmlns:wpc="http://schemas.microsoft.com/office/word/2010/wordprocessingCanvas" xmlns:cx="http://schemas.microsoft.com/office/drawing/2014/chartex" xmlns:cx1="http://schemas.microsoft.com/office/drawing/2015/9/8/chartex" xmlns:cx2="http://schemas.microsoft.com/office/drawing/2015/10/21/chartex" xmlns:cx3="http://schemas.microsoft.com/office/drawing/2016/5/9/chartex" xmlns:cx4="http://schemas.microsoft.com/office/drawing/2016/5/10/chartex" xmlns:cx5="http://schemas.microsoft.com/office/drawing/2016/5/11/chartex" xmlns:cx6="http://schemas.microsoft.com/office/drawing/2016/5/12/chartex" xmlns:cx7="http://schemas.microsoft.com/office/drawing/2016/5/13/chartex" xmlns:cx8="http://schemas.microsoft.com/office/drawing/2016/5/14/chartex" xmlns:mc="http://schemas.openxmlformats.org/markup-compatibility/2006" xmlns:aink="http://schemas.microsoft.com/office/drawing/2016/ink" xmlns:am3d="http://schemas.microsoft.com/office/drawing/2017/model3d" xmlns:o="urn:schemas-microsoft-com:office:office" xmlns:oel="http://schemas.microsoft.com/office/2019/extlst" xmlns:r="http://schemas.openxmlformats.org/officeDocument/2006/relationships" xmlns:m="http://schemas.openxmlformats.org/officeDocument/2006/math" xmlns:v="urn:schemas-microsoft-com:vml" xmlns:wp14="http://schemas.microsoft.com/office/word/2010/wordprocessingDrawing" xmlns:wp="http://schemas.openxmlformats.org/drawingml/2006/wordprocessingDrawing" xmlns:w10="urn:schemas-microsoft-com:office:word" xmlns:w="http://schemas.openxmlformats.org/wordprocessingml/2006/main" xmlns:w14="http://schemas.microsoft.com/office/word/2010/wordml" xmlns:w15="http://schemas.microsoft.com/office/word/2012/wordml" xmlns:w16cex="http://schemas.microsoft.com/office/word/2018/wordml/cex" xmlns:w16cid="http://schemas.microsoft.com/office/word/2016/wordml/cid" xmlns:w16="http://schemas.microsoft.com/office/word/2018/wordml" xmlns:w16du="http://schemas.microsoft.com/office/word/2023/wordml/word16du" xmlns:w16sdtdh="http://schemas.microsoft.com/office/word/2020/wordml/sdtdatahash" xmlns:w16sdtfl="http://schemas.microsoft.com/office/word/2024/wordml/sdtformatlock" xmlns:w16se="http://schemas.microsoft.com/office/word/2015/wordml/symex" xmlns:wpg="http://schemas.microsoft.com/office/word/2010/wordprocessingGroup" xmlns:wpi="http://schemas.microsoft.com/office/word/2010/wordprocessingInk" xmlns:wne="http://schemas.microsoft.com/office/word/2006/wordml" xmlns:wps="http://schemas.microsoft.com/office/word/2010/wordprocessingShape" mc:Ignorable="w14 w15 w16se w16cid w16 w16cex w16sdtdh w16sdtfl w16du wp14">
   <w:p>
     <w:pPr>
       <w:pBdr>
@@ -537,7 +490,7 @@
 </file>
 
 <file path=word/footer2.xml><?xml version="1.0" encoding="utf-8"?>
-<w:ftr xmlns:wpc="http://schemas.microsoft.com/office/word/2010/wordprocessingCanvas" xmlns:cx="http://schemas.microsoft.com/office/drawing/2014/chartex" xmlns:mc="http://schemas.openxmlformats.org/markup-compatibility/2006" xmlns:o="urn:schemas-microsoft-com:office:office" xmlns:r="http://schemas.openxmlformats.org/officeDocument/2006/relationships" xmlns:m="http://schemas.openxmlformats.org/officeDocument/2006/math" xmlns:v="urn:schemas-microsoft-com:vml" xmlns:wp14="http://schemas.microsoft.com/office/word/2010/wordprocessingDrawing" xmlns:wp="http://schemas.openxmlformats.org/drawingml/2006/wordprocessingDrawing" xmlns:w10="urn:schemas-microsoft-com:office:word" xmlns:w="http://schemas.openxmlformats.org/wordprocessingml/2006/main" xmlns:w14="http://schemas.microsoft.com/office/word/2010/wordml" xmlns:w15="http://schemas.microsoft.com/office/word/2012/wordml" xmlns:w16se="http://schemas.microsoft.com/office/word/2015/wordml/symex" xmlns:wpg="http://schemas.microsoft.com/office/word/2010/wordprocessingGroup" xmlns:wpi="http://schemas.microsoft.com/office/word/2010/wordprocessingInk" xmlns:wne="http://schemas.microsoft.com/office/word/2006/wordml" xmlns:wps="http://schemas.microsoft.com/office/word/2010/wordprocessingShape" mc:Ignorable="w14 w15 w16se wp14">
+<w:ftr xmlns:wpc="http://schemas.microsoft.com/office/word/2010/wordprocessingCanvas" xmlns:cx="http://schemas.microsoft.com/office/drawing/2014/chartex" xmlns:cx1="http://schemas.microsoft.com/office/drawing/2015/9/8/chartex" xmlns:cx2="http://schemas.microsoft.com/office/drawing/2015/10/21/chartex" xmlns:cx3="http://schemas.microsoft.com/office/drawing/2016/5/9/chartex" xmlns:cx4="http://schemas.microsoft.com/office/drawing/2016/5/10/chartex" xmlns:cx5="http://schemas.microsoft.com/office/drawing/2016/5/11/chartex" xmlns:cx6="http://schemas.microsoft.com/office/drawing/2016/5/12/chartex" xmlns:cx7="http://schemas.microsoft.com/office/drawing/2016/5/13/chartex" xmlns:cx8="http://schemas.microsoft.com/office/drawing/2016/5/14/chartex" xmlns:mc="http://schemas.openxmlformats.org/markup-compatibility/2006" xmlns:aink="http://schemas.microsoft.com/office/drawing/2016/ink" xmlns:am3d="http://schemas.microsoft.com/office/drawing/2017/model3d" xmlns:o="urn:schemas-microsoft-com:office:office" xmlns:oel="http://schemas.microsoft.com/office/2019/extlst" xmlns:r="http://schemas.openxmlformats.org/officeDocument/2006/relationships" xmlns:m="http://schemas.openxmlformats.org/officeDocument/2006/math" xmlns:v="urn:schemas-microsoft-com:vml" xmlns:wp14="http://schemas.microsoft.com/office/word/2010/wordprocessingDrawing" xmlns:wp="http://schemas.openxmlformats.org/drawingml/2006/wordprocessingDrawing" xmlns:w10="urn:schemas-microsoft-com:office:word" xmlns:w="http://schemas.openxmlformats.org/wordprocessingml/2006/main" xmlns:w14="http://schemas.microsoft.com/office/word/2010/wordml" xmlns:w15="http://schemas.microsoft.com/office/word/2012/wordml" xmlns:w16cex="http://schemas.microsoft.com/office/word/2018/wordml/cex" xmlns:w16cid="http://schemas.microsoft.com/office/word/2016/wordml/cid" xmlns:w16="http://schemas.microsoft.com/office/word/2018/wordml" xmlns:w16du="http://schemas.microsoft.com/office/word/2023/wordml/word16du" xmlns:w16sdtdh="http://schemas.microsoft.com/office/word/2020/wordml/sdtdatahash" xmlns:w16sdtfl="http://schemas.microsoft.com/office/word/2024/wordml/sdtformatlock" xmlns:w16se="http://schemas.microsoft.com/office/word/2015/wordml/symex" xmlns:wpg="http://schemas.microsoft.com/office/word/2010/wordprocessingGroup" xmlns:wpi="http://schemas.microsoft.com/office/word/2010/wordprocessingInk" xmlns:wne="http://schemas.microsoft.com/office/word/2006/wordml" xmlns:wps="http://schemas.microsoft.com/office/word/2010/wordprocessingShape" mc:Ignorable="w14 w15 w16se w16cid w16 w16cex w16sdtdh w16sdtfl w16du wp14">
   <w:p>
     <w:pPr>
       <w:pBdr>
@@ -561,7 +514,7 @@
 </file>
 
 <file path=word/footer3.xml><?xml version="1.0" encoding="utf-8"?>
-<w:ftr xmlns:wpc="http://schemas.microsoft.com/office/word/2010/wordprocessingCanvas" xmlns:cx="http://schemas.microsoft.com/office/drawing/2014/chartex" xmlns:mc="http://schemas.openxmlformats.org/markup-compatibility/2006" xmlns:o="urn:schemas-microsoft-com:office:office" xmlns:r="http://schemas.openxmlformats.org/officeDocument/2006/relationships" xmlns:m="http://schemas.openxmlformats.org/officeDocument/2006/math" xmlns:v="urn:schemas-microsoft-com:vml" xmlns:wp14="http://schemas.microsoft.com/office/word/2010/wordprocessingDrawing" xmlns:wp="http://schemas.openxmlformats.org/drawingml/2006/wordprocessingDrawing" xmlns:w10="urn:schemas-microsoft-com:office:word" xmlns:w="http://schemas.openxmlformats.org/wordprocessingml/2006/main" xmlns:w14="http://schemas.microsoft.com/office/word/2010/wordml" xmlns:w15="http://schemas.microsoft.com/office/word/2012/wordml" xmlns:w16se="http://schemas.microsoft.com/office/word/2015/wordml/symex" xmlns:wpg="http://schemas.microsoft.com/office/word/2010/wordprocessingGroup" xmlns:wpi="http://schemas.microsoft.com/office/word/2010/wordprocessingInk" xmlns:wne="http://schemas.microsoft.com/office/word/2006/wordml" xmlns:wps="http://schemas.microsoft.com/office/word/2010/wordprocessingShape" mc:Ignorable="w14 w15 w16se wp14">
+<w:ftr xmlns:wpc="http://schemas.microsoft.com/office/word/2010/wordprocessingCanvas" xmlns:cx="http://schemas.microsoft.com/office/drawing/2014/chartex" xmlns:cx1="http://schemas.microsoft.com/office/drawing/2015/9/8/chartex" xmlns:cx2="http://schemas.microsoft.com/office/drawing/2015/10/21/chartex" xmlns:cx3="http://schemas.microsoft.com/office/drawing/2016/5/9/chartex" xmlns:cx4="http://schemas.microsoft.com/office/drawing/2016/5/10/chartex" xmlns:cx5="http://schemas.microsoft.com/office/drawing/2016/5/11/chartex" xmlns:cx6="http://schemas.microsoft.com/office/drawing/2016/5/12/chartex" xmlns:cx7="http://schemas.microsoft.com/office/drawing/2016/5/13/chartex" xmlns:cx8="http://schemas.microsoft.com/office/drawing/2016/5/14/chartex" xmlns:mc="http://schemas.openxmlformats.org/markup-compatibility/2006" xmlns:aink="http://schemas.microsoft.com/office/drawing/2016/ink" xmlns:am3d="http://schemas.microsoft.com/office/drawing/2017/model3d" xmlns:o="urn:schemas-microsoft-com:office:office" xmlns:oel="http://schemas.microsoft.com/office/2019/extlst" xmlns:r="http://schemas.openxmlformats.org/officeDocument/2006/relationships" xmlns:m="http://schemas.openxmlformats.org/officeDocument/2006/math" xmlns:v="urn:schemas-microsoft-com:vml" xmlns:wp14="http://schemas.microsoft.com/office/word/2010/wordprocessingDrawing" xmlns:wp="http://schemas.openxmlformats.org/drawingml/2006/wordprocessingDrawing" xmlns:w10="urn:schemas-microsoft-com:office:word" xmlns:w="http://schemas.openxmlformats.org/wordprocessingml/2006/main" xmlns:w14="http://schemas.microsoft.com/office/word/2010/wordml" xmlns:w15="http://schemas.microsoft.com/office/word/2012/wordml" xmlns:w16cex="http://schemas.microsoft.com/office/word/2018/wordml/cex" xmlns:w16cid="http://schemas.microsoft.com/office/word/2016/wordml/cid" xmlns:w16="http://schemas.microsoft.com/office/word/2018/wordml" xmlns:w16du="http://schemas.microsoft.com/office/word/2023/wordml/word16du" xmlns:w16sdtdh="http://schemas.microsoft.com/office/word/2020/wordml/sdtdatahash" xmlns:w16sdtfl="http://schemas.microsoft.com/office/word/2024/wordml/sdtformatlock" xmlns:w16se="http://schemas.microsoft.com/office/word/2015/wordml/symex" xmlns:wpg="http://schemas.microsoft.com/office/word/2010/wordprocessingGroup" xmlns:wpi="http://schemas.microsoft.com/office/word/2010/wordprocessingInk" xmlns:wne="http://schemas.microsoft.com/office/word/2006/wordml" xmlns:wps="http://schemas.microsoft.com/office/word/2010/wordprocessingShape" mc:Ignorable="w14 w15 w16se w16cid w16 w16cex w16sdtdh w16sdtfl w16du wp14">
   <w:p>
     <w:pPr>
       <w:pBdr>
@@ -585,7 +538,7 @@
 </file>
 
 <file path=word/footnotes.xml><?xml version="1.0" encoding="utf-8"?>
-<w:footnotes xmlns:wpc="http://schemas.microsoft.com/office/word/2010/wordprocessingCanvas" xmlns:cx="http://schemas.microsoft.com/office/drawing/2014/chartex" xmlns:mc="http://schemas.openxmlformats.org/markup-compatibility/2006" xmlns:o="urn:schemas-microsoft-com:office:office" xmlns:r="http://schemas.openxmlformats.org/officeDocument/2006/relationships" xmlns:m="http://schemas.openxmlformats.org/officeDocument/2006/math" xmlns:v="urn:schemas-microsoft-com:vml" xmlns:wp14="http://schemas.microsoft.com/office/word/2010/wordprocessingDrawing" xmlns:wp="http://schemas.openxmlformats.org/drawingml/2006/wordprocessingDrawing" xmlns:w10="urn:schemas-microsoft-com:office:word" xmlns:w="http://schemas.openxmlformats.org/wordprocessingml/2006/main" xmlns:w14="http://schemas.microsoft.com/office/word/2010/wordml" xmlns:w15="http://schemas.microsoft.com/office/word/2012/wordml" xmlns:w16se="http://schemas.microsoft.com/office/word/2015/wordml/symex" xmlns:wpg="http://schemas.microsoft.com/office/word/2010/wordprocessingGroup" xmlns:wpi="http://schemas.microsoft.com/office/word/2010/wordprocessingInk" xmlns:wne="http://schemas.microsoft.com/office/word/2006/wordml" xmlns:wps="http://schemas.microsoft.com/office/word/2010/wordprocessingShape" mc:Ignorable="w14 w15 w16se wp14">
+<w:footnotes xmlns:wpc="http://schemas.microsoft.com/office/word/2010/wordprocessingCanvas" xmlns:cx="http://schemas.microsoft.com/office/drawing/2014/chartex" xmlns:cx1="http://schemas.microsoft.com/office/drawing/2015/9/8/chartex" xmlns:cx2="http://schemas.microsoft.com/office/drawing/2015/10/21/chartex" xmlns:cx3="http://schemas.microsoft.com/office/drawing/2016/5/9/chartex" xmlns:cx4="http://schemas.microsoft.com/office/drawing/2016/5/10/chartex" xmlns:cx5="http://schemas.microsoft.com/office/drawing/2016/5/11/chartex" xmlns:cx6="http://schemas.microsoft.com/office/drawing/2016/5/12/chartex" xmlns:cx7="http://schemas.microsoft.com/office/drawing/2016/5/13/chartex" xmlns:cx8="http://schemas.microsoft.com/office/drawing/2016/5/14/chartex" xmlns:mc="http://schemas.openxmlformats.org/markup-compatibility/2006" xmlns:aink="http://schemas.microsoft.com/office/drawing/2016/ink" xmlns:am3d="http://schemas.microsoft.com/office/drawing/2017/model3d" xmlns:o="urn:schemas-microsoft-com:office:office" xmlns:oel="http://schemas.microsoft.com/office/2019/extlst" xmlns:r="http://schemas.openxmlformats.org/officeDocument/2006/relationships" xmlns:m="http://schemas.openxmlformats.org/officeDocument/2006/math" xmlns:v="urn:schemas-microsoft-com:vml" xmlns:wp14="http://schemas.microsoft.com/office/word/2010/wordprocessingDrawing" xmlns:wp="http://schemas.openxmlformats.org/drawingml/2006/wordprocessingDrawing" xmlns:w10="urn:schemas-microsoft-com:office:word" xmlns:w="http://schemas.openxmlformats.org/wordprocessingml/2006/main" xmlns:w14="http://schemas.microsoft.com/office/word/2010/wordml" xmlns:w15="http://schemas.microsoft.com/office/word/2012/wordml" xmlns:w16cex="http://schemas.microsoft.com/office/word/2018/wordml/cex" xmlns:w16cid="http://schemas.microsoft.com/office/word/2016/wordml/cid" xmlns:w16="http://schemas.microsoft.com/office/word/2018/wordml" xmlns:w16du="http://schemas.microsoft.com/office/word/2023/wordml/word16du" xmlns:w16sdtdh="http://schemas.microsoft.com/office/word/2020/wordml/sdtdatahash" xmlns:w16sdtfl="http://schemas.microsoft.com/office/word/2024/wordml/sdtformatlock" xmlns:w16se="http://schemas.microsoft.com/office/word/2015/wordml/symex" xmlns:wpg="http://schemas.microsoft.com/office/word/2010/wordprocessingGroup" xmlns:wpi="http://schemas.microsoft.com/office/word/2010/wordprocessingInk" xmlns:wne="http://schemas.microsoft.com/office/word/2006/wordml" xmlns:wps="http://schemas.microsoft.com/office/word/2010/wordprocessingShape" mc:Ignorable="w14 w15 w16se w16cid w16 w16cex w16sdtdh w16sdtfl w16du wp14">
   <w:footnote w:type="separator" w:id="-1">
     <w:p>
       <w:pPr>
@@ -610,7 +563,7 @@
 </file>
 
 <file path=word/header1.xml><?xml version="1.0" encoding="utf-8"?>
-<w:hdr xmlns:wpc="http://schemas.microsoft.com/office/word/2010/wordprocessingCanvas" xmlns:cx="http://schemas.microsoft.com/office/drawing/2014/chartex" xmlns:mc="http://schemas.openxmlformats.org/markup-compatibility/2006" xmlns:o="urn:schemas-microsoft-com:office:office" xmlns:r="http://schemas.openxmlformats.org/officeDocument/2006/relationships" xmlns:m="http://schemas.openxmlformats.org/officeDocument/2006/math" xmlns:v="urn:schemas-microsoft-com:vml" xmlns:wp14="http://schemas.microsoft.com/office/word/2010/wordprocessingDrawing" xmlns:wp="http://schemas.openxmlformats.org/drawingml/2006/wordprocessingDrawing" xmlns:w10="urn:schemas-microsoft-com:office:word" xmlns:w="http://schemas.openxmlformats.org/wordprocessingml/2006/main" xmlns:w14="http://schemas.microsoft.com/office/word/2010/wordml" xmlns:w15="http://schemas.microsoft.com/office/word/2012/wordml" xmlns:w16se="http://schemas.microsoft.com/office/word/2015/wordml/symex" xmlns:wpg="http://schemas.microsoft.com/office/word/2010/wordprocessingGroup" xmlns:wpi="http://schemas.microsoft.com/office/word/2010/wordprocessingInk" xmlns:wne="http://schemas.microsoft.com/office/word/2006/wordml" xmlns:wps="http://schemas.microsoft.com/office/word/2010/wordprocessingShape" mc:Ignorable="w14 w15 w16se wp14">
+<w:hdr xmlns:wpc="http://schemas.microsoft.com/office/word/2010/wordprocessingCanvas" xmlns:cx="http://schemas.microsoft.com/office/drawing/2014/chartex" xmlns:cx1="http://schemas.microsoft.com/office/drawing/2015/9/8/chartex" xmlns:cx2="http://schemas.microsoft.com/office/drawing/2015/10/21/chartex" xmlns:cx3="http://schemas.microsoft.com/office/drawing/2016/5/9/chartex" xmlns:cx4="http://schemas.microsoft.com/office/drawing/2016/5/10/chartex" xmlns:cx5="http://schemas.microsoft.com/office/drawing/2016/5/11/chartex" xmlns:cx6="http://schemas.microsoft.com/office/drawing/2016/5/12/chartex" xmlns:cx7="http://schemas.microsoft.com/office/drawing/2016/5/13/chartex" xmlns:cx8="http://schemas.microsoft.com/office/drawing/2016/5/14/chartex" xmlns:mc="http://schemas.openxmlformats.org/markup-compatibility/2006" xmlns:aink="http://schemas.microsoft.com/office/drawing/2016/ink" xmlns:am3d="http://schemas.microsoft.com/office/drawing/2017/model3d" xmlns:o="urn:schemas-microsoft-com:office:office" xmlns:oel="http://schemas.microsoft.com/office/2019/extlst" xmlns:r="http://schemas.openxmlformats.org/officeDocument/2006/relationships" xmlns:m="http://schemas.openxmlformats.org/officeDocument/2006/math" xmlns:v="urn:schemas-microsoft-com:vml" xmlns:wp14="http://schemas.microsoft.com/office/word/2010/wordprocessingDrawing" xmlns:wp="http://schemas.openxmlformats.org/drawingml/2006/wordprocessingDrawing" xmlns:w10="urn:schemas-microsoft-com:office:word" xmlns:w="http://schemas.openxmlformats.org/wordprocessingml/2006/main" xmlns:w14="http://schemas.microsoft.com/office/word/2010/wordml" xmlns:w15="http://schemas.microsoft.com/office/word/2012/wordml" xmlns:w16cex="http://schemas.microsoft.com/office/word/2018/wordml/cex" xmlns:w16cid="http://schemas.microsoft.com/office/word/2016/wordml/cid" xmlns:w16="http://schemas.microsoft.com/office/word/2018/wordml" xmlns:w16du="http://schemas.microsoft.com/office/word/2023/wordml/word16du" xmlns:w16sdtdh="http://schemas.microsoft.com/office/word/2020/wordml/sdtdatahash" xmlns:w16sdtfl="http://schemas.microsoft.com/office/word/2024/wordml/sdtformatlock" xmlns:w16se="http://schemas.microsoft.com/office/word/2015/wordml/symex" xmlns:wpg="http://schemas.microsoft.com/office/word/2010/wordprocessingGroup" xmlns:wpi="http://schemas.microsoft.com/office/word/2010/wordprocessingInk" xmlns:wne="http://schemas.microsoft.com/office/word/2006/wordml" xmlns:wps="http://schemas.microsoft.com/office/word/2010/wordprocessingShape" mc:Ignorable="w14 w15 w16se w16cid w16 w16cex w16sdtdh w16sdtfl w16du wp14">
   <w:p>
     <w:pPr>
       <w:pBdr>
@@ -634,7 +587,7 @@
 </file>
 
 <file path=word/header2.xml><?xml version="1.0" encoding="utf-8"?>
-<w:hdr xmlns:wpc="http://schemas.microsoft.com/office/word/2010/wordprocessingCanvas" xmlns:cx="http://schemas.microsoft.com/office/drawing/2014/chartex" xmlns:mc="http://schemas.openxmlformats.org/markup-compatibility/2006" xmlns:o="urn:schemas-microsoft-com:office:office" xmlns:r="http://schemas.openxmlformats.org/officeDocument/2006/relationships" xmlns:m="http://schemas.openxmlformats.org/officeDocument/2006/math" xmlns:v="urn:schemas-microsoft-com:vml" xmlns:wp14="http://schemas.microsoft.com/office/word/2010/wordprocessingDrawing" xmlns:wp="http://schemas.openxmlformats.org/drawingml/2006/wordprocessingDrawing" xmlns:w10="urn:schemas-microsoft-com:office:word" xmlns:w="http://schemas.openxmlformats.org/wordprocessingml/2006/main" xmlns:w14="http://schemas.microsoft.com/office/word/2010/wordml" xmlns:w15="http://schemas.microsoft.com/office/word/2012/wordml" xmlns:w16se="http://schemas.microsoft.com/office/word/2015/wordml/symex" xmlns:wpg="http://schemas.microsoft.com/office/word/2010/wordprocessingGroup" xmlns:wpi="http://schemas.microsoft.com/office/word/2010/wordprocessingInk" xmlns:wne="http://schemas.microsoft.com/office/word/2006/wordml" xmlns:wps="http://schemas.microsoft.com/office/word/2010/wordprocessingShape" mc:Ignorable="w14 w15 w16se wp14">
+<w:hdr xmlns:wpc="http://schemas.microsoft.com/office/word/2010/wordprocessingCanvas" xmlns:cx="http://schemas.microsoft.com/office/drawing/2014/chartex" xmlns:cx1="http://schemas.microsoft.com/office/drawing/2015/9/8/chartex" xmlns:cx2="http://schemas.microsoft.com/office/drawing/2015/10/21/chartex" xmlns:cx3="http://schemas.microsoft.com/office/drawing/2016/5/9/chartex" xmlns:cx4="http://schemas.microsoft.com/office/drawing/2016/5/10/chartex" xmlns:cx5="http://schemas.microsoft.com/office/drawing/2016/5/11/chartex" xmlns:cx6="http://schemas.microsoft.com/office/drawing/2016/5/12/chartex" xmlns:cx7="http://schemas.microsoft.com/office/drawing/2016/5/13/chartex" xmlns:cx8="http://schemas.microsoft.com/office/drawing/2016/5/14/chartex" xmlns:mc="http://schemas.openxmlformats.org/markup-compatibility/2006" xmlns:aink="http://schemas.microsoft.com/office/drawing/2016/ink" xmlns:am3d="http://schemas.microsoft.com/office/drawing/2017/model3d" xmlns:o="urn:schemas-microsoft-com:office:office" xmlns:oel="http://schemas.microsoft.com/office/2019/extlst" xmlns:r="http://schemas.openxmlformats.org/officeDocument/2006/relationships" xmlns:m="http://schemas.openxmlformats.org/officeDocument/2006/math" xmlns:v="urn:schemas-microsoft-com:vml" xmlns:wp14="http://schemas.microsoft.com/office/word/2010/wordprocessingDrawing" xmlns:wp="http://schemas.openxmlformats.org/drawingml/2006/wordprocessingDrawing" xmlns:w10="urn:schemas-microsoft-com:office:word" xmlns:w="http://schemas.openxmlformats.org/wordprocessingml/2006/main" xmlns:w14="http://schemas.microsoft.com/office/word/2010/wordml" xmlns:w15="http://schemas.microsoft.com/office/word/2012/wordml" xmlns:w16cex="http://schemas.microsoft.com/office/word/2018/wordml/cex" xmlns:w16cid="http://schemas.microsoft.com/office/word/2016/wordml/cid" xmlns:w16="http://schemas.microsoft.com/office/word/2018/wordml" xmlns:w16du="http://schemas.microsoft.com/office/word/2023/wordml/word16du" xmlns:w16sdtdh="http://schemas.microsoft.com/office/word/2020/wordml/sdtdatahash" xmlns:w16sdtfl="http://schemas.microsoft.com/office/word/2024/wordml/sdtformatlock" xmlns:w16se="http://schemas.microsoft.com/office/word/2015/wordml/symex" xmlns:wpg="http://schemas.microsoft.com/office/word/2010/wordprocessingGroup" xmlns:wpi="http://schemas.microsoft.com/office/word/2010/wordprocessingInk" xmlns:wne="http://schemas.microsoft.com/office/word/2006/wordml" xmlns:wps="http://schemas.microsoft.com/office/word/2010/wordprocessingShape" mc:Ignorable="w14 w15 w16se w16cid w16 w16cex w16sdtdh w16sdtfl w16du wp14">
   <w:p>
     <w:pPr>
       <w:pBdr>
@@ -666,7 +619,7 @@
         <w:noProof/>
       </w:rPr>
       <w:drawing>
-        <wp:inline distT="114300" distB="114300" distL="114300" distR="114300">
+        <wp:inline distT="114300" distB="114300" distL="114300" distR="114300" wp14:anchorId="266BD1BC" wp14:editId="1159D5C4">
           <wp:extent cx="1735610" cy="1701355"/>
           <wp:effectExtent l="0" t="0" r="0" b="0"/>
           <wp:docPr id="11" name="image1.png"/>
@@ -706,7 +659,7 @@
 </file>
 
 <file path=word/header3.xml><?xml version="1.0" encoding="utf-8"?>
-<w:hdr xmlns:wpc="http://schemas.microsoft.com/office/word/2010/wordprocessingCanvas" xmlns:cx="http://schemas.microsoft.com/office/drawing/2014/chartex" xmlns:mc="http://schemas.openxmlformats.org/markup-compatibility/2006" xmlns:o="urn:schemas-microsoft-com:office:office" xmlns:r="http://schemas.openxmlformats.org/officeDocument/2006/relationships" xmlns:m="http://schemas.openxmlformats.org/officeDocument/2006/math" xmlns:v="urn:schemas-microsoft-com:vml" xmlns:wp14="http://schemas.microsoft.com/office/word/2010/wordprocessingDrawing" xmlns:wp="http://schemas.openxmlformats.org/drawingml/2006/wordprocessingDrawing" xmlns:w10="urn:schemas-microsoft-com:office:word" xmlns:w="http://schemas.openxmlformats.org/wordprocessingml/2006/main" xmlns:w14="http://schemas.microsoft.com/office/word/2010/wordml" xmlns:w15="http://schemas.microsoft.com/office/word/2012/wordml" xmlns:w16se="http://schemas.microsoft.com/office/word/2015/wordml/symex" xmlns:wpg="http://schemas.microsoft.com/office/word/2010/wordprocessingGroup" xmlns:wpi="http://schemas.microsoft.com/office/word/2010/wordprocessingInk" xmlns:wne="http://schemas.microsoft.com/office/word/2006/wordml" xmlns:wps="http://schemas.microsoft.com/office/word/2010/wordprocessingShape" mc:Ignorable="w14 w15 w16se wp14">
+<w:hdr xmlns:wpc="http://schemas.microsoft.com/office/word/2010/wordprocessingCanvas" xmlns:cx="http://schemas.microsoft.com/office/drawing/2014/chartex" xmlns:cx1="http://schemas.microsoft.com/office/drawing/2015/9/8/chartex" xmlns:cx2="http://schemas.microsoft.com/office/drawing/2015/10/21/chartex" xmlns:cx3="http://schemas.microsoft.com/office/drawing/2016/5/9/chartex" xmlns:cx4="http://schemas.microsoft.com/office/drawing/2016/5/10/chartex" xmlns:cx5="http://schemas.microsoft.com/office/drawing/2016/5/11/chartex" xmlns:cx6="http://schemas.microsoft.com/office/drawing/2016/5/12/chartex" xmlns:cx7="http://schemas.microsoft.com/office/drawing/2016/5/13/chartex" xmlns:cx8="http://schemas.microsoft.com/office/drawing/2016/5/14/chartex" xmlns:mc="http://schemas.openxmlformats.org/markup-compatibility/2006" xmlns:aink="http://schemas.microsoft.com/office/drawing/2016/ink" xmlns:am3d="http://schemas.microsoft.com/office/drawing/2017/model3d" xmlns:o="urn:schemas-microsoft-com:office:office" xmlns:oel="http://schemas.microsoft.com/office/2019/extlst" xmlns:r="http://schemas.openxmlformats.org/officeDocument/2006/relationships" xmlns:m="http://schemas.openxmlformats.org/officeDocument/2006/math" xmlns:v="urn:schemas-microsoft-com:vml" xmlns:wp14="http://schemas.microsoft.com/office/word/2010/wordprocessingDrawing" xmlns:wp="http://schemas.openxmlformats.org/drawingml/2006/wordprocessingDrawing" xmlns:w10="urn:schemas-microsoft-com:office:word" xmlns:w="http://schemas.openxmlformats.org/wordprocessingml/2006/main" xmlns:w14="http://schemas.microsoft.com/office/word/2010/wordml" xmlns:w15="http://schemas.microsoft.com/office/word/2012/wordml" xmlns:w16cex="http://schemas.microsoft.com/office/word/2018/wordml/cex" xmlns:w16cid="http://schemas.microsoft.com/office/word/2016/wordml/cid" xmlns:w16="http://schemas.microsoft.com/office/word/2018/wordml" xmlns:w16du="http://schemas.microsoft.com/office/word/2023/wordml/word16du" xmlns:w16sdtdh="http://schemas.microsoft.com/office/word/2020/wordml/sdtdatahash" xmlns:w16sdtfl="http://schemas.microsoft.com/office/word/2024/wordml/sdtformatlock" xmlns:w16se="http://schemas.microsoft.com/office/word/2015/wordml/symex" xmlns:wpg="http://schemas.microsoft.com/office/word/2010/wordprocessingGroup" xmlns:wpi="http://schemas.microsoft.com/office/word/2010/wordprocessingInk" xmlns:wne="http://schemas.microsoft.com/office/word/2006/wordml" xmlns:wps="http://schemas.microsoft.com/office/word/2010/wordprocessingShape" mc:Ignorable="w14 w15 w16se w16cid w16 w16cex w16sdtdh w16sdtfl w16du wp14">
   <w:p>
     <w:pPr>
       <w:pBdr>
@@ -730,7 +683,7 @@
 </file>
 
 <file path=word/styles.xml><?xml version="1.0" encoding="utf-8"?>
-<w:styles xmlns:mc="http://schemas.openxmlformats.org/markup-compatibility/2006" xmlns:r="http://schemas.openxmlformats.org/officeDocument/2006/relationships" xmlns:w="http://schemas.openxmlformats.org/wordprocessingml/2006/main" xmlns:w14="http://schemas.microsoft.com/office/word/2010/wordml" xmlns:w15="http://schemas.microsoft.com/office/word/2012/wordml" xmlns:w16se="http://schemas.microsoft.com/office/word/2015/wordml/symex" mc:Ignorable="w14 w15 w16se">
+<w:styles xmlns:mc="http://schemas.openxmlformats.org/markup-compatibility/2006" xmlns:r="http://schemas.openxmlformats.org/officeDocument/2006/relationships" xmlns:w="http://schemas.openxmlformats.org/wordprocessingml/2006/main" xmlns:w14="http://schemas.microsoft.com/office/word/2010/wordml" xmlns:w15="http://schemas.microsoft.com/office/word/2012/wordml" xmlns:w16cex="http://schemas.microsoft.com/office/word/2018/wordml/cex" xmlns:w16cid="http://schemas.microsoft.com/office/word/2016/wordml/cid" xmlns:w16="http://schemas.microsoft.com/office/word/2018/wordml" xmlns:w16du="http://schemas.microsoft.com/office/word/2023/wordml/word16du" xmlns:w16sdtdh="http://schemas.microsoft.com/office/word/2020/wordml/sdtdatahash" xmlns:w16sdtfl="http://schemas.microsoft.com/office/word/2024/wordml/sdtformatlock" xmlns:w16se="http://schemas.microsoft.com/office/word/2015/wordml/symex" mc:Ignorable="w14 w15 w16se w16cid w16 w16cex w16sdtdh w16sdtfl w16du">
   <w:docDefaults>
     <w:rPrDefault>
       <w:rPr>
@@ -746,7 +699,7 @@
       </w:pPr>
     </w:pPrDefault>
   </w:docDefaults>
-  <w:latentStyles w:defLockedState="0" w:defUIPriority="99" w:defSemiHidden="0" w:defUnhideWhenUsed="0" w:defQFormat="0" w:count="371">
+  <w:latentStyles w:defLockedState="0" w:defUIPriority="99" w:defSemiHidden="0" w:defUnhideWhenUsed="0" w:defQFormat="0" w:count="376">
     <w:lsdException w:name="Normal" w:uiPriority="0" w:qFormat="1"/>
     <w:lsdException w:name="heading 1" w:uiPriority="9" w:qFormat="1"/>
     <w:lsdException w:name="heading 2" w:semiHidden="1" w:uiPriority="9" w:unhideWhenUsed="1" w:qFormat="1"/>
@@ -1118,6 +1071,11 @@
     <w:lsdException w:name="List Table 5 Dark Accent 6" w:uiPriority="50"/>
     <w:lsdException w:name="List Table 6 Colorful Accent 6" w:uiPriority="51"/>
     <w:lsdException w:name="List Table 7 Colorful Accent 6" w:uiPriority="52"/>
+    <w:lsdException w:name="Mention" w:semiHidden="1" w:unhideWhenUsed="1"/>
+    <w:lsdException w:name="Smart Hyperlink" w:semiHidden="1" w:unhideWhenUsed="1"/>
+    <w:lsdException w:name="Hashtag" w:semiHidden="1" w:unhideWhenUsed="1"/>
+    <w:lsdException w:name="Unresolved Mention" w:semiHidden="1" w:unhideWhenUsed="1"/>
+    <w:lsdException w:name="Smart Link" w:semiHidden="1" w:unhideWhenUsed="1"/>
   </w:latentStyles>
   <w:style w:type="paragraph" w:default="1" w:styleId="Normal">
     <w:name w:val="Normal"/>

--- a/modelos/declaracao_hiposuficencia.docx
+++ b/modelos/declaracao_hiposuficencia.docx
@@ -142,14 +142,14 @@
           <w:sz w:val="20"/>
           <w:szCs w:val="20"/>
         </w:rPr>
-        <w:t xml:space="preserve">, residente e domiciliado(a) na </w:t>
-      </w:r>
-      <w:r>
-        <w:rPr>
-          <w:sz w:val="20"/>
-          <w:szCs w:val="20"/>
-        </w:rPr>
-        <w:t xml:space="preserve">a </w:t>
+        <w:t>, residente e domiciliado(a) na</w:t>
+      </w:r>
+      <w:r>
+        <w:rPr>
+          <w:sz w:val="20"/>
+          <w:szCs w:val="20"/>
+        </w:rPr>
+        <w:t xml:space="preserve"> </w:t>
       </w:r>
       <w:r>
         <w:rPr>
@@ -194,22 +194,14 @@
           <w:sz w:val="20"/>
           <w:szCs w:val="20"/>
         </w:rPr>
-        <w:t xml:space="preserve"> </w:t>
-      </w:r>
-      <w:r>
-        <w:rPr>
-          <w:color w:val="FF0000"/>
-          <w:sz w:val="20"/>
-          <w:szCs w:val="20"/>
-        </w:rPr>
-        <w:t>{{complemento2}}</w:t>
-      </w:r>
-      <w:r>
-        <w:rPr>
-          <w:sz w:val="20"/>
-          <w:szCs w:val="20"/>
-        </w:rPr>
-        <w:t xml:space="preserve"> bairro </w:t>
+        <w:t xml:space="preserve">, </w:t>
+      </w:r>
+      <w:r>
+        <w:rPr>
+          <w:sz w:val="20"/>
+          <w:szCs w:val="20"/>
+        </w:rPr>
+        <w:t xml:space="preserve">bairro </w:t>
       </w:r>
       <w:r>
         <w:rPr>

--- a/modelos/declaracao_hiposuficencia.docx
+++ b/modelos/declaracao_hiposuficencia.docx
@@ -261,7 +261,7 @@
           <w:sz w:val="20"/>
           <w:szCs w:val="20"/>
         </w:rPr>
-        <w:t xml:space="preserve">, com endereço eletrônico </w:t>
+        <w:t xml:space="preserve">, </w:t>
       </w:r>
       <w:r>
         <w:rPr>
